--- a/backend/app/aud/informe_cumplimiento_tributario/templates/opinion_partner.docx
+++ b/backend/app/aud/informe_cumplimiento_tributario/templates/opinion_partner.docx
@@ -3740,7 +3740,7 @@
                 <w:rFonts w:ascii="Arial" w:hAnsi="Arial" w:cs="Arial"/>
                 <w:lang w:val="es-EC"/>
               </w:rPr>
-              <w:t xml:space="preserve">{{ fecha_emision }} (excepto por la declaración y pago del impuesto a la renta, cuya fecha es {{ fecha_declaracion_ir }}, y por la carga del reporte de diferencias al SRI, cuya fecha es {{ fecha_carga_sri }})</w:t>
+              <w:t xml:space="preserve">{{ fecha_emision }} (Excepto por la información sobre la presentación de la declaración y pago del impuesto a la renta cuya fecha es {{ fecha_declaracion_ir }}, y por la carga del anexo del informe de cumplimiento tributario en la página web del Servicio de Rentas Internas el {{ fecha_carga_sri }})</w:t>
             </w:r>
           </w:p>
         </w:tc>
